--- a/flow/20230914_vu_template/drafts/2024-06-u/11-ВТ-Віддання Зіслання-Вартол. і Варнави.docx
+++ b/flow/20230914_vu_template/drafts/2024-06-u/11-ВТ-Віддання Зіслання-Вартол. і Варнави.docx
@@ -3,22 +3,50 @@
 <w:document xmlns:wpc="http://schemas.microsoft.com/office/word/2010/wordprocessingCanvas" xmlns:cx="http://schemas.microsoft.com/office/drawing/2014/chartex" xmlns:cx1="http://schemas.microsoft.com/office/drawing/2015/9/8/chartex" xmlns:cx2="http://schemas.microsoft.com/office/drawing/2015/10/21/chartex" xmlns:cx3="http://schemas.microsoft.com/office/drawing/2016/5/9/chartex" xmlns:cx4="http://schemas.microsoft.com/office/drawing/2016/5/10/chartex" xmlns:cx5="http://schemas.microsoft.com/office/drawing/2016/5/11/chartex" xmlns:cx6="http://schemas.microsoft.com/office/drawing/2016/5/12/chartex" xmlns:cx7="http://schemas.microsoft.com/office/drawing/2016/5/13/chartex" xmlns:cx8="http://schemas.microsoft.com/office/drawing/2016/5/14/chartex" xmlns:mc="http://schemas.openxmlformats.org/markup-compatibility/2006" xmlns:aink="http://schemas.microsoft.com/office/drawing/2016/ink" xmlns:am3d="http://schemas.microsoft.com/office/drawing/2017/model3d" xmlns:o="urn:schemas-microsoft-com:office:office" xmlns:oel="http://schemas.microsoft.com/office/2019/extlst" xmlns:r="http://schemas.openxmlformats.org/officeDocument/2006/relationships" xmlns:m="http://schemas.openxmlformats.org/officeDocument/2006/math" xmlns:v="urn:schemas-microsoft-com:vml" xmlns:wp14="http://schemas.microsoft.com/office/word/2010/wordprocessingDrawing" xmlns:wp="http://schemas.openxmlformats.org/drawingml/2006/wordprocessingDrawing" xmlns:w10="urn:schemas-microsoft-com:office:word" xmlns:w="http://schemas.openxmlformats.org/wordprocessingml/2006/main" xmlns:w14="http://schemas.microsoft.com/office/word/2010/wordml" xmlns:w15="http://schemas.microsoft.com/office/word/2012/wordml" xmlns:w16cex="http://schemas.microsoft.com/office/word/2018/wordml/cex" xmlns:w16cid="http://schemas.microsoft.com/office/word/2016/wordml/cid" xmlns:w16="http://schemas.microsoft.com/office/word/2018/wordml" xmlns:w16du="http://schemas.microsoft.com/office/word/2023/wordml/word16du" xmlns:w16sdtdh="http://schemas.microsoft.com/office/word/2020/wordml/sdtdatahash" xmlns:w16se="http://schemas.microsoft.com/office/word/2015/wordml/symex" xmlns:wpg="http://schemas.microsoft.com/office/word/2010/wordprocessingGroup" xmlns:wpi="http://schemas.microsoft.com/office/word/2010/wordprocessingInk" xmlns:wne="http://schemas.microsoft.com/office/word/2006/wordml" xmlns:wps="http://schemas.microsoft.com/office/word/2010/wordprocessingShape" mc:Ignorable="w14 w15 w16se w16cid w16 w16cex w16sdtdh w16du wp14">
   <w:body>
     <w:p>
-      <w:r>
-        <w:rPr>
-          <w:rFonts w:ascii="Times New Roman" w:hAnsi="Times New Roman"/>
-          <w:b/>
-          <w:sz w:val="24"/>
-        </w:rPr>
-        <w:t>Червень 11, Вівторок</w:t>
-      </w:r>
-    </w:p>
-    <w:p>
-      <w:r>
-        <w:rPr>
-          <w:rFonts w:ascii="Times New Roman" w:hAnsi="Times New Roman"/>
-          <w:sz w:val="24"/>
-        </w:rPr>
-        <w:t>🕂 Свв. апп. Вартоломея й Варнави</w:t>
+      <w:pPr>
+        <w:pBdr>
+          <w:top w:val="nil"/>
+          <w:left w:val="nil"/>
+          <w:bottom w:val="nil"/>
+          <w:right w:val="nil"/>
+          <w:between w:val="nil"/>
+        </w:pBdr>
+        <w:spacing w:after="120"/>
+        <w:rPr>
+          <w:rFonts w:ascii="Times New Roman" w:eastAsia="Arial" w:hAnsi="Times New Roman"/>
+          <w:iCs/>
+          <w:color w:val="000000"/>
+          <w:sz w:val="24"/>
+          <w:szCs w:val="24"/>
+        </w:rPr>
+      </w:pPr>
+      <w:r>
+        <w:rPr>
+          <w:rFonts w:ascii="Times New Roman" w:eastAsia="Arial" w:hAnsi="Times New Roman"/>
+          <w:color w:val="FF0000"/>
+          <w:sz w:val="24"/>
+          <w:szCs w:val="24"/>
+        </w:rPr>
+        <w:t>Травень 23 Вівторок</w:t>
+      </w:r>
+      <w:r>
+        <w:rPr>
+          <w:rFonts w:ascii="Times New Roman" w:eastAsia="Arial" w:hAnsi="Times New Roman"/>
+          <w:color w:val="FF0000"/>
+          <w:sz w:val="24"/>
+          <w:szCs w:val="24"/>
+        </w:rPr>
+        <w:br/>
+        <w:t>23 (10) + Св. ап. Симона Зилота.</w:t>
+      </w:r>
+      <w:r>
+        <w:rPr>
+          <w:rFonts w:ascii="Times New Roman" w:eastAsia="Arial" w:hAnsi="Times New Roman"/>
+          <w:color w:val="FF0000"/>
+          <w:sz w:val="24"/>
+          <w:szCs w:val="24"/>
+        </w:rPr>
+        <w:br/>
       </w:r>
     </w:p>
     <w:p>
@@ -75,17 +103,28 @@
         <w:rPr>
           <w:rFonts w:ascii="Times New Roman" w:hAnsi="Times New Roman"/>
           <w:i/>
-          <w:color w:val="FF4400"/>
-          <w:sz w:val="24"/>
+          <w:color w:val="FF0000"/>
+          <w:sz w:val="24"/>
+          <w:szCs w:val="24"/>
         </w:rPr>
         <w:t>Священик:</w:t>
       </w:r>
       <w:r>
         <w:rPr>
           <w:rFonts w:ascii="Times New Roman" w:hAnsi="Times New Roman"/>
-          <w:sz w:val="24"/>
-        </w:rPr>
-        <w:t xml:space="preserve"> Благословенний Бог наш завжди, нині і повсякчас, і на віки віків.</w:t>
+          <w:color w:val="000000"/>
+          <w:sz w:val="24"/>
+          <w:szCs w:val="24"/>
+        </w:rPr>
+        <w:t xml:space="preserve"> </w:t>
+      </w:r>
+      <w:r>
+        <w:rPr>
+          <w:rFonts w:ascii="Times New Roman" w:hAnsi="Times New Roman"/>
+          <w:sz w:val="24"/>
+          <w:szCs w:val="24"/>
+        </w:rPr>
+        <w:t>Благословенний Бог наш завжди, нині і повсякчас, і на віки віків.</w:t>
       </w:r>
     </w:p>
     <w:p>
@@ -376,8 +415,9 @@
         <w:rPr>
           <w:rFonts w:ascii="Times New Roman" w:hAnsi="Times New Roman"/>
           <w:i/>
-          <w:color w:val="FF4400"/>
-          <w:sz w:val="24"/>
+          <w:color w:val="FF0000"/>
+          <w:sz w:val="24"/>
+          <w:szCs w:val="24"/>
         </w:rPr>
         <w:t>Священик:</w:t>
       </w:r>
@@ -385,6 +425,7 @@
         <w:rPr>
           <w:rFonts w:ascii="Times New Roman" w:hAnsi="Times New Roman"/>
           <w:sz w:val="24"/>
+          <w:szCs w:val="24"/>
         </w:rPr>
         <w:t xml:space="preserve"> Бо твоє є царство, і сила, і слава, Отця, і Сина, і Святого Духа, нині і повсякчас, і на віки віків.</w:t>
       </w:r>
@@ -2377,8 +2418,9 @@
         <w:rPr>
           <w:rFonts w:ascii="Times New Roman" w:hAnsi="Times New Roman"/>
           <w:i/>
-          <w:color w:val="FF4400"/>
-          <w:sz w:val="24"/>
+          <w:color w:val="FF0000"/>
+          <w:sz w:val="24"/>
+          <w:szCs w:val="24"/>
         </w:rPr>
         <w:t>Священик:</w:t>
       </w:r>
@@ -2386,6 +2428,7 @@
         <w:rPr>
           <w:rFonts w:ascii="Times New Roman" w:hAnsi="Times New Roman"/>
           <w:sz w:val="24"/>
+          <w:szCs w:val="24"/>
         </w:rPr>
         <w:t xml:space="preserve"> Бо тобі належить усяка слава, честь і поклоніння, Отцю, і Сину, і Святому Духові, нині і повсякчас, і на віки віків.</w:t>
       </w:r>
@@ -3004,17 +3047,28 @@
         <w:rPr>
           <w:rFonts w:ascii="Times New Roman" w:hAnsi="Times New Roman"/>
           <w:i/>
-          <w:color w:val="FF4400"/>
-          <w:sz w:val="24"/>
+          <w:color w:val="FF0000"/>
+          <w:sz w:val="24"/>
+          <w:szCs w:val="24"/>
         </w:rPr>
         <w:t>Священик:</w:t>
       </w:r>
       <w:r>
         <w:rPr>
           <w:rFonts w:ascii="Times New Roman" w:hAnsi="Times New Roman"/>
-          <w:sz w:val="24"/>
-        </w:rPr>
-        <w:t xml:space="preserve"> Бо твоя є влада і твоє царство, і сила, і слава, Отця, і Сина, і Святого Духа, нині і повсякчас, і на віки віків.</w:t>
+          <w:color w:val="FF0000"/>
+          <w:sz w:val="24"/>
+          <w:szCs w:val="24"/>
+        </w:rPr>
+        <w:t xml:space="preserve"> </w:t>
+      </w:r>
+      <w:r>
+        <w:rPr>
+          <w:rFonts w:ascii="Times New Roman" w:hAnsi="Times New Roman"/>
+          <w:sz w:val="24"/>
+          <w:szCs w:val="24"/>
+        </w:rPr>
+        <w:t>Бо твоя є влада і твоє царство, і сила, і слава, Отця, і Сина, і Святого Духа, нині і повсякчас, і на віки віків.</w:t>
       </w:r>
     </w:p>
     <w:p>
@@ -4581,17 +4635,28 @@
         <w:rPr>
           <w:rFonts w:ascii="Times New Roman" w:hAnsi="Times New Roman"/>
           <w:i/>
-          <w:color w:val="FF4400"/>
-          <w:sz w:val="24"/>
+          <w:color w:val="FF0000"/>
+          <w:sz w:val="24"/>
+          <w:szCs w:val="24"/>
         </w:rPr>
         <w:t>Священик:</w:t>
       </w:r>
       <w:r>
         <w:rPr>
           <w:rFonts w:ascii="Times New Roman" w:hAnsi="Times New Roman"/>
-          <w:sz w:val="24"/>
-        </w:rPr>
-        <w:t xml:space="preserve"> Мир всім.</w:t>
+          <w:color w:val="FF0000"/>
+          <w:sz w:val="24"/>
+          <w:szCs w:val="24"/>
+        </w:rPr>
+        <w:t xml:space="preserve"> </w:t>
+      </w:r>
+      <w:r>
+        <w:rPr>
+          <w:rFonts w:ascii="Times New Roman" w:hAnsi="Times New Roman"/>
+          <w:sz w:val="24"/>
+          <w:szCs w:val="24"/>
+        </w:rPr>
+        <w:t>Мир всім.</w:t>
       </w:r>
     </w:p>
     <w:p>
@@ -5848,8 +5913,9 @@
         <w:rPr>
           <w:rFonts w:ascii="Times New Roman" w:hAnsi="Times New Roman"/>
           <w:i/>
-          <w:color w:val="FF4400"/>
-          <w:sz w:val="24"/>
+          <w:color w:val="FF0000"/>
+          <w:sz w:val="24"/>
+          <w:szCs w:val="24"/>
         </w:rPr>
         <w:t>Священик:</w:t>
       </w:r>
@@ -5857,6 +5923,7 @@
         <w:rPr>
           <w:rFonts w:ascii="Times New Roman" w:hAnsi="Times New Roman"/>
           <w:sz w:val="24"/>
+          <w:szCs w:val="24"/>
         </w:rPr>
         <w:t xml:space="preserve"> Бо милостивий і чоловіколюбець Бог єси, і тобі славу возсилаємо: Отцю, і Сину, і Святому Духові, нині і повсякчас, і на віки віків.</w:t>
       </w:r>
@@ -6701,17 +6768,28 @@
         <w:rPr>
           <w:rFonts w:ascii="Times New Roman" w:hAnsi="Times New Roman"/>
           <w:i/>
-          <w:color w:val="FF4400"/>
-          <w:sz w:val="24"/>
+          <w:color w:val="FF0000"/>
+          <w:sz w:val="24"/>
+          <w:szCs w:val="24"/>
         </w:rPr>
         <w:t>Священик:</w:t>
       </w:r>
       <w:r>
         <w:rPr>
           <w:rFonts w:ascii="Times New Roman" w:hAnsi="Times New Roman"/>
-          <w:sz w:val="24"/>
-        </w:rPr>
-        <w:t xml:space="preserve"> Бо ти Бог милости, ласк і чоловіколюбности, і тобі славу віддаємо: Отцю, і Сину, і Святому Духові, нині і повсякчас, і на віки віків.</w:t>
+          <w:color w:val="FF0000"/>
+          <w:sz w:val="24"/>
+          <w:szCs w:val="24"/>
+        </w:rPr>
+        <w:t xml:space="preserve"> </w:t>
+      </w:r>
+      <w:r>
+        <w:rPr>
+          <w:rFonts w:ascii="Times New Roman" w:hAnsi="Times New Roman"/>
+          <w:sz w:val="24"/>
+          <w:szCs w:val="24"/>
+        </w:rPr>
+        <w:t>Бо ти Бог милости, ласк і чоловіколюбности, і тобі славу віддаємо: Отцю, і Сину, і Святому Духові, нині і повсякчас, і на віки віків.</w:t>
       </w:r>
     </w:p>
     <w:p>
@@ -6766,17 +6844,28 @@
         <w:rPr>
           <w:rFonts w:ascii="Times New Roman" w:hAnsi="Times New Roman"/>
           <w:i/>
-          <w:color w:val="FF4400"/>
-          <w:sz w:val="24"/>
+          <w:color w:val="FF0000"/>
+          <w:sz w:val="24"/>
+          <w:szCs w:val="24"/>
         </w:rPr>
         <w:t>Священик:</w:t>
       </w:r>
       <w:r>
         <w:rPr>
           <w:rFonts w:ascii="Times New Roman" w:hAnsi="Times New Roman"/>
-          <w:sz w:val="24"/>
-        </w:rPr>
-        <w:t xml:space="preserve"> Мир всім.</w:t>
+          <w:color w:val="FF0000"/>
+          <w:sz w:val="24"/>
+          <w:szCs w:val="24"/>
+        </w:rPr>
+        <w:t xml:space="preserve"> </w:t>
+      </w:r>
+      <w:r>
+        <w:rPr>
+          <w:rFonts w:ascii="Times New Roman" w:hAnsi="Times New Roman"/>
+          <w:sz w:val="24"/>
+          <w:szCs w:val="24"/>
+        </w:rPr>
+        <w:t>Мир всім.</w:t>
       </w:r>
     </w:p>
     <w:p>
@@ -6917,17 +7006,28 @@
         <w:rPr>
           <w:rFonts w:ascii="Times New Roman" w:hAnsi="Times New Roman"/>
           <w:i/>
-          <w:color w:val="FF4400"/>
-          <w:sz w:val="24"/>
+          <w:color w:val="FF0000"/>
+          <w:sz w:val="24"/>
+          <w:szCs w:val="24"/>
         </w:rPr>
         <w:t>Священик:</w:t>
       </w:r>
       <w:r>
         <w:rPr>
           <w:rFonts w:ascii="Times New Roman" w:hAnsi="Times New Roman"/>
-          <w:sz w:val="24"/>
-        </w:rPr>
-        <w:t xml:space="preserve"> Нехай буде влада царства твого благословенна і дуже прославлена: Отця, і Сина, і Святого Духа, нині і повсякчас, і на віки віків.</w:t>
+          <w:color w:val="FF0000"/>
+          <w:sz w:val="24"/>
+          <w:szCs w:val="24"/>
+        </w:rPr>
+        <w:t xml:space="preserve"> </w:t>
+      </w:r>
+      <w:r>
+        <w:rPr>
+          <w:rFonts w:ascii="Times New Roman" w:hAnsi="Times New Roman"/>
+          <w:sz w:val="24"/>
+          <w:szCs w:val="24"/>
+        </w:rPr>
+        <w:t>Нехай буде влада царства твого благословенна і дуже прославлена: Отця, і Сина, і Святого Духа, нині і повсякчас, і на віки віків.</w:t>
       </w:r>
     </w:p>
     <w:p>
@@ -7496,8 +7596,9 @@
         <w:rPr>
           <w:rFonts w:ascii="Times New Roman" w:hAnsi="Times New Roman"/>
           <w:i/>
-          <w:color w:val="FF4400"/>
-          <w:sz w:val="24"/>
+          <w:color w:val="FF0000"/>
+          <w:sz w:val="24"/>
+          <w:szCs w:val="24"/>
         </w:rPr>
         <w:t>Священик:</w:t>
       </w:r>
@@ -7505,6 +7606,7 @@
         <w:rPr>
           <w:rFonts w:ascii="Times New Roman" w:hAnsi="Times New Roman"/>
           <w:sz w:val="24"/>
+          <w:szCs w:val="24"/>
         </w:rPr>
         <w:t xml:space="preserve"> Бо твоє є царство, і сила, і слава, Отця, і Сина, і Святого Духа, нині і повсякчас, і на віки віків.</w:t>
       </w:r>
@@ -7583,149 +7685,82 @@
     </w:p>
     <w:p>
       <w:pPr>
-        <w:pStyle w:val="a"/>
-        <w:spacing w:after="120"/>
-      </w:pPr>
-      <w:r>
-        <w:rPr>
-          <w:rFonts w:ascii="Times New Roman" w:hAnsi="Times New Roman"/>
-          <w:i/>
-          <w:color w:val="FF4400"/>
-          <w:sz w:val="24"/>
-        </w:rPr>
-        <w:t xml:space="preserve">Тропар (г. 5): </w:t>
-      </w:r>
-      <w:r>
-        <w:rPr>
-          <w:rFonts w:ascii="Times New Roman" w:hAnsi="Times New Roman"/>
-          <w:color w:val="333333"/>
-          <w:sz w:val="24"/>
-        </w:rPr>
-        <w:t>Собезнача́льне Сло́во Отцю́ і Ду́хові,* від Ді́ви наро́джене на спасі́ння на́ше,* оспіва́ймо, ві́рні, і поклоні́мся,* бо благоволи́в пло́ттю зійти́ на хрест* і смерть перетерпі́ти, і воскреси́ти уме́рлих* сла́вним воскресі́нням Свої́м.</w:t>
-      </w:r>
-    </w:p>
-    <w:p>
-      <w:pPr>
-        <w:pStyle w:val="a"/>
-        <w:spacing w:after="160"/>
+        <w:pStyle w:val="Normal1"/>
+        <w:spacing w:after="120" w:line="240" w:lineRule="auto"/>
+        <w:jc w:val="both"/>
+        <w:rPr>
+          <w:rFonts w:ascii="Times New Roman" w:hAnsi="Times New Roman" w:cs="Times New Roman"/>
+          <w:sz w:val="24"/>
+          <w:szCs w:val="24"/>
+        </w:rPr>
+      </w:pPr>
+      <w:r>
+        <w:rPr>
+          <w:rFonts w:ascii="Times New Roman" w:hAnsi="Times New Roman" w:cs="Times New Roman"/>
+          <w:i/>
+          <w:color w:val="FF0000"/>
+          <w:sz w:val="24"/>
+          <w:szCs w:val="24"/>
+        </w:rPr>
+        <w:t>(г. 3):</w:t>
+      </w:r>
+      <w:r>
+        <w:rPr>
+          <w:rFonts w:ascii="Times New Roman" w:hAnsi="Times New Roman" w:cs="Times New Roman"/>
+          <w:color w:val="FF0000"/>
+          <w:sz w:val="24"/>
+          <w:szCs w:val="24"/>
+        </w:rPr>
+        <w:t xml:space="preserve"> </w:t>
+      </w:r>
+      <w:r>
+        <w:rPr>
+          <w:rFonts w:ascii="Times New Roman" w:hAnsi="Times New Roman" w:cs="Times New Roman"/>
+          <w:sz w:val="24"/>
+          <w:szCs w:val="24"/>
+        </w:rPr>
+        <w:t>Апостоле святий Симоне,* моли милостивого Бога,* щоб відпущення прогрішень подав душам нашим.</w:t>
+      </w:r>
+    </w:p>
+    <w:p>
+      <w:pPr>
+        <w:spacing w:after="120"/>
+        <w:jc w:val="both"/>
+        <w:rPr>
+          <w:rFonts w:ascii="Times New Roman" w:hAnsi="Times New Roman"/>
+          <w:sz w:val="24"/>
+          <w:szCs w:val="24"/>
+        </w:rPr>
       </w:pPr>
       <w:r>
         <w:rPr>
           <w:rFonts w:ascii="Times New Roman" w:hAnsi="Times New Roman"/>
           <w:b/>
           <w:sz w:val="24"/>
-        </w:rPr>
-        <w:t xml:space="preserve">Слава: </w:t>
-      </w:r>
-      <w:r>
-        <w:rPr>
-          <w:rFonts w:ascii="Times New Roman" w:hAnsi="Times New Roman"/>
-          <w:i/>
-          <w:color w:val="FF0000"/>
-          <w:sz w:val="24"/>
-        </w:rPr>
-        <w:t>Тропар (г. 1):</w:t>
-      </w:r>
-      <w:r>
-        <w:rPr>
-          <w:rFonts w:ascii="Times New Roman" w:hAnsi="Times New Roman"/>
-          <w:color w:val="000000"/>
-          <w:sz w:val="24"/>
-        </w:rPr>
-        <w:t xml:space="preserve"> Вогнеподібний язик у силі Духа прийнявши,* Слово, що прийшло у плоті, ви всюди проповідували;* Його ради той – у главу усічений, а той – камінням побитий,* і ви є апостольського лику окраса, Вартоломею й Варн</w:t>
-      </w:r>
-      <w:r>
-        <w:rPr>
-          <w:rFonts w:ascii="Times New Roman" w:hAnsi="Times New Roman"/>
-          <w:sz w:val="24"/>
-        </w:rPr>
-        <w:t>а</w:t>
-      </w:r>
-      <w:r>
-        <w:rPr>
-          <w:rFonts w:ascii="Times New Roman" w:hAnsi="Times New Roman"/>
-          <w:color w:val="000000"/>
-          <w:sz w:val="24"/>
-        </w:rPr>
-        <w:t>во.* Тому пам’ять вашу почитаємо й просимо:* М</w:t>
-      </w:r>
-      <w:r>
-        <w:rPr>
-          <w:rFonts w:ascii="Times New Roman" w:hAnsi="Times New Roman"/>
-          <w:color w:val="000000"/>
-          <w:sz w:val="24"/>
-        </w:rPr>
-        <w:t>оліть Христа Бога,* щоб ми прийняли гріхів відпущення.</w:t>
-      </w:r>
-    </w:p>
-    <w:p>
-      <w:pPr>
-        <w:pStyle w:val="a"/>
-      </w:pPr>
-      <w:r>
-        <w:rPr>
-          <w:rFonts w:ascii="Times New Roman" w:hAnsi="Times New Roman"/>
-          <w:b/>
-          <w:sz w:val="24"/>
-        </w:rPr>
-        <w:t xml:space="preserve">І нині: </w:t>
-      </w:r>
-      <w:r>
-        <w:rPr>
-          <w:rFonts w:ascii="Times New Roman" w:hAnsi="Times New Roman"/>
-          <w:i/>
-          <w:color w:val="FF0000"/>
-          <w:sz w:val="24"/>
-        </w:rPr>
-        <w:t>Богородичний (г. 1):</w:t>
-      </w:r>
-      <w:r>
-        <w:rPr>
-          <w:rFonts w:ascii="Times New Roman" w:hAnsi="Times New Roman"/>
-          <w:color w:val="FF0000"/>
-          <w:sz w:val="24"/>
-        </w:rPr>
-        <w:t xml:space="preserve"> </w:t>
-      </w:r>
-      <w:r>
-        <w:rPr>
-          <w:rFonts w:ascii="Times New Roman" w:hAnsi="Times New Roman"/>
-          <w:sz w:val="24"/>
-        </w:rPr>
-        <w:t xml:space="preserve">Зачавши </w:t>
-      </w:r>
-      <w:r>
-        <w:rPr>
-          <w:rFonts w:ascii="Times New Roman" w:hAnsi="Times New Roman"/>
-          <w:sz w:val="24"/>
-        </w:rPr>
-        <w:t>неопально</w:t>
-      </w:r>
-      <w:r>
-        <w:rPr>
-          <w:rFonts w:ascii="Times New Roman" w:hAnsi="Times New Roman"/>
-          <w:sz w:val="24"/>
-        </w:rPr>
-        <w:t xml:space="preserve"> вогонь Божества* і породивши </w:t>
-      </w:r>
-      <w:r>
-        <w:rPr>
-          <w:rFonts w:ascii="Times New Roman" w:hAnsi="Times New Roman"/>
-          <w:sz w:val="24"/>
-        </w:rPr>
-        <w:t>безсіменно</w:t>
-      </w:r>
-      <w:r>
-        <w:rPr>
-          <w:rFonts w:ascii="Times New Roman" w:hAnsi="Times New Roman"/>
-          <w:sz w:val="24"/>
-        </w:rPr>
-        <w:t xml:space="preserve"> джерело життя − Господа,* благодатна Богородице, спасай тих, що тебе прославляють.</w:t>
-      </w:r>
-    </w:p>
-    <w:p>
-      <w:pPr>
-        <w:pStyle w:val="a"/>
+          <w:szCs w:val="24"/>
+        </w:rPr>
+        <w:lastRenderedPageBreak/>
+        <w:t>Слава: І нині:</w:t>
+      </w:r>
+      <w:r>
+        <w:rPr>
+          <w:rFonts w:ascii="Times New Roman" w:hAnsi="Times New Roman"/>
+          <w:sz w:val="24"/>
+          <w:szCs w:val="24"/>
+        </w:rPr>
+        <w:t xml:space="preserve"> Тебе, що стала посередницею спасіння роду нашого,* оспівуємо, Богородице Діво;* бо тілом, яке від тебе прийняв Син твій і Бог наш,* зазнав на хресті страждань* і визволив нас із тління, як Чоловіколюбець.</w:t>
+      </w:r>
+    </w:p>
+    <w:p>
+      <w:pPr>
+        <w:spacing w:after="120"/>
+        <w:jc w:val="both"/>
+        <w:rPr>
+          <w:rFonts w:ascii="Times New Roman" w:hAnsi="Times New Roman"/>
+          <w:color w:val="FF0000"/>
+          <w:sz w:val="24"/>
+          <w:szCs w:val="24"/>
+        </w:rPr>
       </w:pPr>
     </w:p>
     <w:p>
@@ -7825,17 +7860,28 @@
         <w:rPr>
           <w:rFonts w:ascii="Times New Roman" w:hAnsi="Times New Roman"/>
           <w:i/>
-          <w:color w:val="FF4400"/>
-          <w:sz w:val="24"/>
+          <w:color w:val="FF0000"/>
+          <w:sz w:val="24"/>
+          <w:szCs w:val="24"/>
         </w:rPr>
         <w:t>Священик:</w:t>
       </w:r>
       <w:r>
         <w:rPr>
           <w:rFonts w:ascii="Times New Roman" w:hAnsi="Times New Roman"/>
-          <w:sz w:val="24"/>
-        </w:rPr>
-        <w:t xml:space="preserve"> Благословенний Христос, Бог наш, завжди, нині і повсякчас, і на віки віків.</w:t>
+          <w:color w:val="FF0000"/>
+          <w:sz w:val="24"/>
+          <w:szCs w:val="24"/>
+        </w:rPr>
+        <w:t xml:space="preserve"> </w:t>
+      </w:r>
+      <w:r>
+        <w:rPr>
+          <w:rFonts w:ascii="Times New Roman" w:hAnsi="Times New Roman"/>
+          <w:sz w:val="24"/>
+          <w:szCs w:val="24"/>
+        </w:rPr>
+        <w:t>Благословенний Христос, Бог наш, завжди, нині і повсякчас, і на віки віків.</w:t>
       </w:r>
     </w:p>
     <w:p>
@@ -7890,17 +7936,28 @@
         <w:rPr>
           <w:rFonts w:ascii="Times New Roman" w:hAnsi="Times New Roman"/>
           <w:i/>
-          <w:color w:val="FF4400"/>
-          <w:sz w:val="24"/>
+          <w:color w:val="FF0000"/>
+          <w:sz w:val="24"/>
+          <w:szCs w:val="24"/>
         </w:rPr>
         <w:t>Священик:</w:t>
       </w:r>
       <w:r>
         <w:rPr>
           <w:rFonts w:ascii="Times New Roman" w:hAnsi="Times New Roman"/>
-          <w:sz w:val="24"/>
-        </w:rPr>
-        <w:t xml:space="preserve"> Пресвята Богородице, спаси нас.</w:t>
+          <w:color w:val="FF0000"/>
+          <w:sz w:val="24"/>
+          <w:szCs w:val="24"/>
+        </w:rPr>
+        <w:t xml:space="preserve"> </w:t>
+      </w:r>
+      <w:r>
+        <w:rPr>
+          <w:rFonts w:ascii="Times New Roman" w:hAnsi="Times New Roman"/>
+          <w:sz w:val="24"/>
+          <w:szCs w:val="24"/>
+        </w:rPr>
+        <w:t>Пресвята Богородице, спаси нас.</w:t>
       </w:r>
     </w:p>
     <w:p>
@@ -7948,17 +8005,28 @@
         <w:rPr>
           <w:rFonts w:ascii="Times New Roman" w:hAnsi="Times New Roman"/>
           <w:i/>
-          <w:color w:val="FF4400"/>
-          <w:sz w:val="24"/>
+          <w:color w:val="FF0000"/>
+          <w:sz w:val="24"/>
+          <w:szCs w:val="24"/>
         </w:rPr>
         <w:t>Священик:</w:t>
       </w:r>
       <w:r>
         <w:rPr>
           <w:rFonts w:ascii="Times New Roman" w:hAnsi="Times New Roman"/>
-          <w:sz w:val="24"/>
-        </w:rPr>
-        <w:t xml:space="preserve"> Слава тобі, Христе Боже, надіє наша, слава тобі!</w:t>
+          <w:color w:val="FF0000"/>
+          <w:sz w:val="24"/>
+          <w:szCs w:val="24"/>
+        </w:rPr>
+        <w:t xml:space="preserve"> </w:t>
+      </w:r>
+      <w:r>
+        <w:rPr>
+          <w:rFonts w:ascii="Times New Roman" w:hAnsi="Times New Roman"/>
+          <w:sz w:val="24"/>
+          <w:szCs w:val="24"/>
+        </w:rPr>
+        <w:t>Слава тобі, Христе Боже, надіє наша, слава тобі!</w:t>
       </w:r>
     </w:p>
     <w:p>
@@ -8012,37 +8080,51 @@
       </w:r>
     </w:p>
     <w:p>
-      <w:r>
-        <w:rPr>
-          <w:rFonts w:ascii="Times New Roman" w:hAnsi="Times New Roman"/>
-          <w:i/>
-          <w:color w:val="FF4400"/>
-          <w:sz w:val="24"/>
+      <w:pPr>
+        <w:spacing w:after="120"/>
+        <w:jc w:val="both"/>
+        <w:rPr>
+          <w:rFonts w:ascii="Times New Roman" w:hAnsi="Times New Roman"/>
+          <w:color w:val="000000"/>
+          <w:sz w:val="24"/>
+          <w:szCs w:val="24"/>
+        </w:rPr>
+      </w:pPr>
+      <w:r>
+        <w:rPr>
+          <w:rFonts w:ascii="Times New Roman" w:hAnsi="Times New Roman"/>
+          <w:i/>
+          <w:color w:val="FF0000"/>
+          <w:sz w:val="24"/>
+          <w:szCs w:val="24"/>
         </w:rPr>
         <w:t>Священик:</w:t>
       </w:r>
       <w:r>
         <w:rPr>
           <w:rFonts w:ascii="Times New Roman" w:hAnsi="Times New Roman"/>
-          <w:sz w:val="24"/>
-        </w:rPr>
-        <w:t xml:space="preserve"> Христос, істинний Бог наш - молитвами пречистої Своєї Матері, чесного і славного пророка, предтечі і хрестителя Івана, святих славних і всехвальних апостолів, святого, </w:t>
-      </w:r>
-      <w:r>
-        <w:rPr>
-          <w:rFonts w:ascii="Times New Roman" w:hAnsi="Times New Roman"/>
-          <w:i/>
-          <w:color w:val="FF4400"/>
-          <w:sz w:val="24"/>
-        </w:rPr>
-        <w:t>якого є храм</w:t>
-      </w:r>
-      <w:r>
-        <w:rPr>
-          <w:rFonts w:ascii="Times New Roman" w:hAnsi="Times New Roman"/>
-          <w:sz w:val="24"/>
-        </w:rPr>
-        <w:t>, святих апостолів Вартоломея й Варнави і всіх святих - помилує і спасе нас як благий і людинолюбний.</w:t>
+          <w:color w:val="000000"/>
+          <w:sz w:val="24"/>
+          <w:szCs w:val="24"/>
+        </w:rPr>
+        <w:t xml:space="preserve"> Христос, що воскрес із мертвих, істинний Бог наш, молитвами пречистої своєї Матері, святих славних і всехвальних апостолів, </w:t>
+      </w:r>
+      <w:r>
+        <w:rPr>
+          <w:rFonts w:ascii="Times New Roman" w:hAnsi="Times New Roman"/>
+          <w:sz w:val="24"/>
+          <w:szCs w:val="24"/>
+        </w:rPr>
+        <w:t>і святого апостола Симона Зилота, якого світлу пам'ять днесь звершуємо,</w:t>
+      </w:r>
+      <w:r>
+        <w:rPr>
+          <w:rFonts w:ascii="Times New Roman" w:hAnsi="Times New Roman"/>
+          <w:color w:val="000000"/>
+          <w:sz w:val="24"/>
+          <w:szCs w:val="24"/>
+        </w:rPr>
+        <w:t xml:space="preserve"> і всіх святих, помилує і спасе нас, як благий і чоловіколюбець.</w:t>
       </w:r>
     </w:p>
     <w:p>
@@ -8281,17 +8363,28 @@
         <w:rPr>
           <w:rFonts w:ascii="Times New Roman" w:hAnsi="Times New Roman"/>
           <w:i/>
-          <w:color w:val="FF4400"/>
-          <w:sz w:val="24"/>
-        </w:rPr>
-        <w:t>Священик:</w:t>
-      </w:r>
-      <w:r>
-        <w:rPr>
-          <w:rFonts w:ascii="Times New Roman" w:hAnsi="Times New Roman"/>
-          <w:sz w:val="24"/>
-        </w:rPr>
-        <w:t xml:space="preserve"> Слава святій, одноістотній, животворящій і нероздільній Тройці, завжди, нині і повсякчас, і на віки віків.</w:t>
+          <w:color w:val="FF0000"/>
+          <w:sz w:val="24"/>
+          <w:szCs w:val="24"/>
+        </w:rPr>
+        <w:t>Священик</w:t>
+      </w:r>
+      <w:r>
+        <w:rPr>
+          <w:rFonts w:ascii="Times New Roman" w:hAnsi="Times New Roman"/>
+          <w:color w:val="FF0000"/>
+          <w:sz w:val="24"/>
+          <w:szCs w:val="24"/>
+        </w:rPr>
+        <w:t xml:space="preserve">: </w:t>
+      </w:r>
+      <w:r>
+        <w:rPr>
+          <w:rFonts w:ascii="Times New Roman" w:hAnsi="Times New Roman"/>
+          <w:sz w:val="24"/>
+          <w:szCs w:val="24"/>
+        </w:rPr>
+        <w:t>Слава святій, одноістотній, животворящій і нероздільній Тройці, завжди, нині і повсякчас, і на віки віків.</w:t>
       </w:r>
     </w:p>
     <w:p>
@@ -11846,8 +11939,9 @@
         <w:rPr>
           <w:rFonts w:ascii="Times New Roman" w:hAnsi="Times New Roman"/>
           <w:i/>
-          <w:color w:val="FF4400"/>
-          <w:sz w:val="24"/>
+          <w:color w:val="FF0000"/>
+          <w:sz w:val="24"/>
+          <w:szCs w:val="24"/>
         </w:rPr>
         <w:t>Священик:</w:t>
       </w:r>
@@ -11855,6 +11949,7 @@
         <w:rPr>
           <w:rFonts w:ascii="Times New Roman" w:hAnsi="Times New Roman"/>
           <w:sz w:val="24"/>
+          <w:szCs w:val="24"/>
         </w:rPr>
         <w:t xml:space="preserve"> Бо тобі належить усяка слава, честь і поклоніння, Отцю, і Сину, і Святому Духові, нині і повсякчас, і на віки віків.</w:t>
       </w:r>
@@ -12171,130 +12266,140 @@
     </w:p>
     <w:p>
       <w:pPr>
-        <w:pStyle w:val="a"/>
-        <w:spacing w:after="120"/>
-      </w:pPr>
-      <w:r>
-        <w:rPr>
-          <w:rFonts w:ascii="Times New Roman" w:hAnsi="Times New Roman"/>
-          <w:i/>
-          <w:color w:val="FF4400"/>
-          <w:sz w:val="24"/>
-        </w:rPr>
-        <w:t xml:space="preserve">Тропар (г. 5): </w:t>
-      </w:r>
-      <w:r>
-        <w:rPr>
-          <w:rFonts w:ascii="Times New Roman" w:hAnsi="Times New Roman"/>
-          <w:color w:val="333333"/>
-          <w:sz w:val="24"/>
-        </w:rPr>
-        <w:t>Собезнача́льне Сло́во Отцю́ і Ду́хові,* від Ді́ви наро́джене на спасі́ння на́ше,* оспіва́ймо, ві́рні, і поклоні́мся,* бо благоволи́в пло́ттю зійти́ на хрест* і смерть перетерпі́ти, і воскреси́ти уме́рлих* сла́вним воскресі́нням Свої́м.</w:t>
-      </w:r>
-      <w:r>
-        <w:rPr>
-          <w:rFonts w:ascii="Times New Roman" w:hAnsi="Times New Roman"/>
-          <w:i/>
-          <w:color w:val="FF4400"/>
-          <w:sz w:val="24"/>
-        </w:rPr>
-        <w:t xml:space="preserve"> (2 р.)</w:t>
-      </w:r>
-    </w:p>
-    <w:p>
-      <w:pPr>
-        <w:pStyle w:val="a"/>
-        <w:spacing w:after="160"/>
+        <w:pStyle w:val="Normal1"/>
+        <w:spacing w:after="120" w:line="240" w:lineRule="auto"/>
+        <w:jc w:val="both"/>
+        <w:rPr>
+          <w:rFonts w:ascii="Times New Roman" w:hAnsi="Times New Roman" w:cs="Times New Roman"/>
+          <w:sz w:val="24"/>
+          <w:szCs w:val="24"/>
+        </w:rPr>
+      </w:pPr>
+      <w:r>
+        <w:rPr>
+          <w:rFonts w:ascii="Times New Roman" w:hAnsi="Times New Roman" w:cs="Times New Roman"/>
+          <w:i/>
+          <w:color w:val="FF0000"/>
+          <w:sz w:val="24"/>
+          <w:szCs w:val="24"/>
+        </w:rPr>
+        <w:t>(г. 3):</w:t>
+      </w:r>
+      <w:r>
+        <w:rPr>
+          <w:rFonts w:ascii="Times New Roman" w:hAnsi="Times New Roman" w:cs="Times New Roman"/>
+          <w:color w:val="FF0000"/>
+          <w:sz w:val="24"/>
+          <w:szCs w:val="24"/>
+        </w:rPr>
+        <w:t xml:space="preserve"> </w:t>
+      </w:r>
+      <w:r>
+        <w:rPr>
+          <w:rFonts w:ascii="Times New Roman" w:hAnsi="Times New Roman" w:cs="Times New Roman"/>
+          <w:sz w:val="24"/>
+          <w:szCs w:val="24"/>
+        </w:rPr>
+        <w:t xml:space="preserve">Апостоле святий Симоне,* моли милостивого Бога,* щоб відпущення прогрішень подав душам нашим. </w:t>
+      </w:r>
+      <w:r>
+        <w:rPr>
+          <w:rFonts w:ascii="Times New Roman" w:hAnsi="Times New Roman" w:cs="Times New Roman"/>
+          <w:i/>
+          <w:iCs/>
+          <w:color w:val="FF0000"/>
+          <w:sz w:val="24"/>
+          <w:szCs w:val="24"/>
+        </w:rPr>
+        <w:t>(2 р.)</w:t>
+      </w:r>
+    </w:p>
+    <w:p>
+      <w:pPr>
+        <w:spacing w:after="120"/>
+        <w:jc w:val="both"/>
+        <w:rPr>
+          <w:rFonts w:ascii="Times New Roman" w:hAnsi="Times New Roman"/>
+          <w:sz w:val="24"/>
+          <w:szCs w:val="24"/>
+        </w:rPr>
       </w:pPr>
       <w:r>
         <w:rPr>
           <w:rFonts w:ascii="Times New Roman" w:hAnsi="Times New Roman"/>
           <w:b/>
           <w:sz w:val="24"/>
-        </w:rPr>
-        <w:t xml:space="preserve">Слава: </w:t>
-      </w:r>
-      <w:r>
-        <w:rPr>
-          <w:rFonts w:ascii="Times New Roman" w:hAnsi="Times New Roman"/>
-          <w:i/>
-          <w:color w:val="FF0000"/>
-          <w:sz w:val="24"/>
-        </w:rPr>
-        <w:t>Тропар (г. 1):</w:t>
-      </w:r>
-      <w:r>
-        <w:rPr>
-          <w:rFonts w:ascii="Times New Roman" w:hAnsi="Times New Roman"/>
-          <w:color w:val="000000"/>
-          <w:sz w:val="24"/>
-        </w:rPr>
-        <w:t xml:space="preserve"> Вогнеподібний язик у силі Духа прийнявши,* Слово, що прийшло у плоті, ви всюди проповідували;* Його ради той – у главу усічений, а той – камінням побитий,* і ви є апостольського лику окраса, Вартоломею й Варн</w:t>
-      </w:r>
-      <w:r>
-        <w:rPr>
-          <w:rFonts w:ascii="Times New Roman" w:hAnsi="Times New Roman"/>
-          <w:sz w:val="24"/>
-        </w:rPr>
-        <w:t>а</w:t>
-      </w:r>
-      <w:r>
-        <w:rPr>
-          <w:rFonts w:ascii="Times New Roman" w:hAnsi="Times New Roman"/>
-          <w:color w:val="000000"/>
-          <w:sz w:val="24"/>
-        </w:rPr>
-        <w:t>во.* Тому пам’ять вашу почитаємо й просимо:* М</w:t>
-      </w:r>
-      <w:r>
-        <w:rPr>
-          <w:rFonts w:ascii="Times New Roman" w:hAnsi="Times New Roman"/>
-          <w:color w:val="000000"/>
-          <w:sz w:val="24"/>
-        </w:rPr>
-        <w:t>оліть Христа Бога,* щоб ми прийняли гріхів відпущення.</w:t>
-      </w:r>
-    </w:p>
-    <w:p>
-      <w:pPr>
-        <w:pStyle w:val="a"/>
-      </w:pPr>
-      <w:r>
-        <w:rPr>
-          <w:rFonts w:ascii="Times New Roman" w:hAnsi="Times New Roman"/>
-          <w:b/>
-          <w:sz w:val="24"/>
-        </w:rPr>
-        <w:t xml:space="preserve">І нині: </w:t>
-      </w:r>
-      <w:r>
-        <w:rPr>
-          <w:rFonts w:ascii="Times New Roman" w:hAnsi="Times New Roman"/>
-          <w:i/>
-          <w:color w:val="FF0000"/>
-          <w:sz w:val="24"/>
-        </w:rPr>
-        <w:t>Богородичний (г. 1):</w:t>
-      </w:r>
-      <w:r>
-        <w:rPr>
-          <w:rFonts w:ascii="Times New Roman" w:hAnsi="Times New Roman"/>
-          <w:color w:val="FF0000"/>
-          <w:sz w:val="24"/>
-        </w:rPr>
-        <w:t xml:space="preserve"> </w:t>
-      </w:r>
-      <w:r>
-        <w:rPr>
-          <w:rFonts w:ascii="Times New Roman" w:hAnsi="Times New Roman"/>
-          <w:sz w:val="24"/>
-        </w:rPr>
-        <w:t>Безматернього на небі, Богородице,* понад усяке розуміння і чутку, породила ти на землі без отця.* Моли його за душі наші.</w:t>
-      </w:r>
-    </w:p>
-    <w:p>
-      <w:pPr>
-        <w:pStyle w:val="a"/>
+          <w:szCs w:val="24"/>
+        </w:rPr>
+        <w:t>Слава: І нині:</w:t>
+      </w:r>
+      <w:r>
+        <w:rPr>
+          <w:rFonts w:ascii="Times New Roman" w:hAnsi="Times New Roman"/>
+          <w:sz w:val="24"/>
+          <w:szCs w:val="24"/>
+        </w:rPr>
+        <w:t xml:space="preserve"> Тебе, що стала посередницею спасіння роду нашого,* оспівуємо, Богородице Діво;* бо тілом, яке від тебе прийняв Син твій і Бог наш,* зазнав на хресті страждань* і визволив нас із тління, як Чоловіколюбець.</w:t>
+      </w:r>
+    </w:p>
+    <w:p>
+      <w:pPr>
+        <w:spacing w:after="120"/>
+        <w:jc w:val="both"/>
+        <w:rPr>
+          <w:rFonts w:ascii="Times New Roman" w:hAnsi="Times New Roman"/>
+          <w:sz w:val="24"/>
+          <w:szCs w:val="24"/>
+        </w:rPr>
+      </w:pPr>
+    </w:p>
+    <w:p>
+      <w:pPr>
+        <w:spacing w:after="120"/>
+        <w:jc w:val="both"/>
+        <w:rPr>
+          <w:rFonts w:ascii="Times New Roman" w:hAnsi="Times New Roman"/>
+          <w:i/>
+          <w:iCs/>
+          <w:color w:val="FF0000"/>
+          <w:sz w:val="24"/>
+          <w:szCs w:val="24"/>
+        </w:rPr>
+      </w:pPr>
+      <w:r>
+        <w:rPr>
+          <w:rFonts w:ascii="Times New Roman" w:hAnsi="Times New Roman"/>
+          <w:i/>
+          <w:color w:val="FF0000"/>
+          <w:sz w:val="24"/>
+          <w:szCs w:val="24"/>
+        </w:rPr>
+        <w:lastRenderedPageBreak/>
+        <w:t>По тропарях читає читець чергову катизму, після якої диякон перед св. дверми виголошує</w:t>
+      </w:r>
+      <w:r>
+        <w:rPr>
+          <w:rFonts w:ascii="Times New Roman" w:hAnsi="Times New Roman"/>
+          <w:i/>
+          <w:iCs/>
+          <w:color w:val="FF0000"/>
+          <w:sz w:val="24"/>
+          <w:szCs w:val="24"/>
+        </w:rPr>
+        <w:t>:</w:t>
+      </w:r>
+    </w:p>
+    <w:p>
+      <w:pPr>
+        <w:spacing w:after="120"/>
+        <w:jc w:val="both"/>
+        <w:rPr>
+          <w:rFonts w:ascii="Times New Roman" w:hAnsi="Times New Roman"/>
+          <w:i/>
+          <w:color w:val="000000"/>
+          <w:sz w:val="24"/>
+          <w:szCs w:val="24"/>
+        </w:rPr>
       </w:pPr>
     </w:p>
     <w:p>
@@ -12515,17 +12620,29 @@
         <w:rPr>
           <w:rFonts w:ascii="Times New Roman" w:hAnsi="Times New Roman"/>
           <w:i/>
-          <w:color w:val="FF4400"/>
-          <w:sz w:val="24"/>
-        </w:rPr>
-        <w:t>Священик:</w:t>
-      </w:r>
-      <w:r>
-        <w:rPr>
-          <w:rFonts w:ascii="Times New Roman" w:hAnsi="Times New Roman"/>
-          <w:sz w:val="24"/>
-        </w:rPr>
-        <w:t xml:space="preserve"> Бо Твоя влада і Твоє єсть царство і сила, і слава Отця, і Сина, і Святого Духа, нині і повсякчас, і на віки віків.</w:t>
+          <w:iCs/>
+          <w:color w:val="FF0000"/>
+          <w:sz w:val="24"/>
+          <w:szCs w:val="24"/>
+        </w:rPr>
+        <w:t>Священик: </w:t>
+      </w:r>
+      <w:r>
+        <w:rPr>
+          <w:rFonts w:ascii="Times New Roman" w:hAnsi="Times New Roman"/>
+          <w:color w:val="000000"/>
+          <w:sz w:val="24"/>
+          <w:szCs w:val="24"/>
+        </w:rPr>
+        <w:t>Бо Твоя влада і Твоє єсть царство і сила, і слава Отця, і Сина, і Святого Духа</w:t>
+      </w:r>
+      <w:r>
+        <w:rPr>
+          <w:rFonts w:ascii="Times New Roman" w:hAnsi="Times New Roman"/>
+          <w:sz w:val="24"/>
+          <w:szCs w:val="24"/>
+        </w:rPr>
+        <w:t>, нині і повсякчас, і на віки віків.</w:t>
       </w:r>
     </w:p>
     <w:p>
@@ -12997,17 +13114,29 @@
         <w:rPr>
           <w:rFonts w:ascii="Times New Roman" w:hAnsi="Times New Roman"/>
           <w:i/>
-          <w:color w:val="FF4400"/>
-          <w:sz w:val="24"/>
-        </w:rPr>
-        <w:t>Священик:</w:t>
-      </w:r>
-      <w:r>
-        <w:rPr>
-          <w:rFonts w:ascii="Times New Roman" w:hAnsi="Times New Roman"/>
-          <w:sz w:val="24"/>
-        </w:rPr>
-        <w:t xml:space="preserve"> Бо Ти благий і Чоловіколюбець Бог єси і Тобі славу возсилаємо Отцю, і Сину, і Святому Духові, нині і повсякчас, і на віки віків.</w:t>
+          <w:iCs/>
+          <w:color w:val="FF0000"/>
+          <w:sz w:val="24"/>
+          <w:szCs w:val="24"/>
+        </w:rPr>
+        <w:t>Священик: </w:t>
+      </w:r>
+      <w:r>
+        <w:rPr>
+          <w:rFonts w:ascii="Times New Roman" w:hAnsi="Times New Roman"/>
+          <w:color w:val="000000"/>
+          <w:sz w:val="24"/>
+          <w:szCs w:val="24"/>
+        </w:rPr>
+        <w:t>Бо Ти благий і Чоловіколюбець Бог єси і Тобі славу возсилаємо Отцю, і Сину, і Святому Духові</w:t>
+      </w:r>
+      <w:r>
+        <w:rPr>
+          <w:rFonts w:ascii="Times New Roman" w:hAnsi="Times New Roman"/>
+          <w:sz w:val="24"/>
+          <w:szCs w:val="24"/>
+        </w:rPr>
+        <w:t>, нині і повсякчас, і на віки віків.</w:t>
       </w:r>
     </w:p>
     <w:p>
@@ -14014,17 +14143,29 @@
         <w:rPr>
           <w:rFonts w:ascii="Times New Roman" w:hAnsi="Times New Roman"/>
           <w:i/>
-          <w:color w:val="FF4400"/>
-          <w:sz w:val="24"/>
-        </w:rPr>
-        <w:t>Священик:</w:t>
-      </w:r>
-      <w:r>
-        <w:rPr>
-          <w:rFonts w:ascii="Times New Roman" w:hAnsi="Times New Roman"/>
-          <w:sz w:val="24"/>
-        </w:rPr>
-        <w:t xml:space="preserve"> Бо благословилося і прославилося ім’я Твоє Отця, і Сина, і Святого Духа, нині і повсякчас, і на віки віків.</w:t>
+          <w:iCs/>
+          <w:color w:val="FF0000"/>
+          <w:sz w:val="24"/>
+          <w:szCs w:val="24"/>
+        </w:rPr>
+        <w:t>Священик: </w:t>
+      </w:r>
+      <w:r>
+        <w:rPr>
+          <w:rFonts w:ascii="Times New Roman" w:hAnsi="Times New Roman"/>
+          <w:color w:val="000000"/>
+          <w:sz w:val="24"/>
+          <w:szCs w:val="24"/>
+        </w:rPr>
+        <w:t>Бо благословилося і прославилося ім’я Твоє Отця, і Сина, і Святого Духа</w:t>
+      </w:r>
+      <w:r>
+        <w:rPr>
+          <w:rFonts w:ascii="Times New Roman" w:hAnsi="Times New Roman"/>
+          <w:sz w:val="24"/>
+          <w:szCs w:val="24"/>
+        </w:rPr>
+        <w:t>, нині і повсякчас, і на віки віків.</w:t>
       </w:r>
     </w:p>
     <w:p>
@@ -14357,8 +14498,9 @@
         <w:rPr>
           <w:rFonts w:ascii="Times New Roman" w:hAnsi="Times New Roman"/>
           <w:i/>
-          <w:color w:val="FF4400"/>
-          <w:sz w:val="24"/>
+          <w:color w:val="FF0000"/>
+          <w:sz w:val="24"/>
+          <w:szCs w:val="24"/>
         </w:rPr>
         <w:t>Священик:</w:t>
       </w:r>
@@ -14366,6 +14508,7 @@
         <w:rPr>
           <w:rFonts w:ascii="Times New Roman" w:hAnsi="Times New Roman"/>
           <w:sz w:val="24"/>
+          <w:szCs w:val="24"/>
         </w:rPr>
         <w:t xml:space="preserve"> Мир всім.</w:t>
       </w:r>
@@ -14608,8 +14751,9 @@
         <w:rPr>
           <w:rFonts w:ascii="Times New Roman" w:hAnsi="Times New Roman"/>
           <w:i/>
-          <w:color w:val="FF4400"/>
-          <w:sz w:val="24"/>
+          <w:color w:val="FF0000"/>
+          <w:sz w:val="24"/>
+          <w:szCs w:val="24"/>
         </w:rPr>
         <w:t>Священик:</w:t>
       </w:r>
@@ -14617,6 +14761,7 @@
         <w:rPr>
           <w:rFonts w:ascii="Times New Roman" w:hAnsi="Times New Roman"/>
           <w:sz w:val="24"/>
+          <w:szCs w:val="24"/>
         </w:rPr>
         <w:t xml:space="preserve"> Бо ти святий єси, Боже наш, і в святині перебуваєш, і ми тобі славу віддаємо: Отцю, і Сину, і Святому Духові, нині і повсякчас, і на віки віків.</w:t>
       </w:r>
@@ -14905,17 +15050,28 @@
         <w:rPr>
           <w:rFonts w:ascii="Times New Roman" w:hAnsi="Times New Roman"/>
           <w:i/>
-          <w:color w:val="FF4400"/>
-          <w:sz w:val="24"/>
+          <w:color w:val="FF0000"/>
+          <w:sz w:val="24"/>
+          <w:szCs w:val="24"/>
         </w:rPr>
         <w:t>Священик:</w:t>
       </w:r>
       <w:r>
         <w:rPr>
           <w:rFonts w:ascii="Times New Roman" w:hAnsi="Times New Roman"/>
-          <w:sz w:val="24"/>
-        </w:rPr>
-        <w:t xml:space="preserve"> Мир всім!</w:t>
+          <w:color w:val="FF0000"/>
+          <w:sz w:val="24"/>
+          <w:szCs w:val="24"/>
+        </w:rPr>
+        <w:t xml:space="preserve"> </w:t>
+      </w:r>
+      <w:r>
+        <w:rPr>
+          <w:rFonts w:ascii="Times New Roman" w:hAnsi="Times New Roman"/>
+          <w:sz w:val="24"/>
+          <w:szCs w:val="24"/>
+        </w:rPr>
+        <w:t>Мир всім!</w:t>
       </w:r>
     </w:p>
     <w:p>
@@ -14961,17 +15117,45 @@
         <w:rPr>
           <w:rFonts w:ascii="Times New Roman" w:hAnsi="Times New Roman"/>
           <w:i/>
-          <w:color w:val="FF4400"/>
-          <w:sz w:val="24"/>
+          <w:color w:val="FF0000"/>
+          <w:sz w:val="24"/>
+          <w:szCs w:val="24"/>
         </w:rPr>
         <w:t>Священик:</w:t>
       </w:r>
       <w:r>
         <w:rPr>
           <w:rFonts w:ascii="Times New Roman" w:hAnsi="Times New Roman"/>
-          <w:sz w:val="24"/>
-        </w:rPr>
-        <w:t xml:space="preserve"> Від Йоана святого Євангелія читання.</w:t>
+          <w:color w:val="FF0000"/>
+          <w:sz w:val="24"/>
+          <w:szCs w:val="24"/>
+        </w:rPr>
+        <w:t xml:space="preserve"> </w:t>
+      </w:r>
+      <w:r>
+        <w:rPr>
+          <w:rFonts w:ascii="Times New Roman" w:hAnsi="Times New Roman"/>
+          <w:sz w:val="24"/>
+          <w:szCs w:val="24"/>
+        </w:rPr>
+        <w:t xml:space="preserve">Від </w:t>
+      </w:r>
+      <w:r>
+        <w:rPr>
+          <w:rFonts w:ascii="Times New Roman" w:hAnsi="Times New Roman"/>
+          <w:i/>
+          <w:sz w:val="24"/>
+          <w:szCs w:val="24"/>
+        </w:rPr>
+        <w:t>Йоана</w:t>
+      </w:r>
+      <w:r>
+        <w:rPr>
+          <w:rFonts w:ascii="Times New Roman" w:hAnsi="Times New Roman"/>
+          <w:sz w:val="24"/>
+          <w:szCs w:val="24"/>
+        </w:rPr>
+        <w:t xml:space="preserve"> святого Євангелія читання.</w:t>
       </w:r>
     </w:p>
     <w:p>
@@ -15934,17 +16118,28 @@
         <w:rPr>
           <w:rFonts w:ascii="Times New Roman" w:hAnsi="Times New Roman"/>
           <w:i/>
-          <w:color w:val="FF4400"/>
-          <w:sz w:val="24"/>
+          <w:color w:val="FF0000"/>
+          <w:sz w:val="24"/>
+          <w:szCs w:val="24"/>
         </w:rPr>
         <w:t>Священик:</w:t>
       </w:r>
       <w:r>
         <w:rPr>
           <w:rFonts w:ascii="Times New Roman" w:hAnsi="Times New Roman"/>
-          <w:sz w:val="24"/>
-        </w:rPr>
-        <w:t xml:space="preserve"> Благодаттю і щедротами і чоловіколюб'ям єдинородного Сина твого, з яким ти благословенний єси, з пресвятим і благим і животворящим твоїм Духом, нині і повсякчас, і на віки віків.</w:t>
+          <w:color w:val="FF0000"/>
+          <w:sz w:val="24"/>
+          <w:szCs w:val="24"/>
+        </w:rPr>
+        <w:t xml:space="preserve"> </w:t>
+      </w:r>
+      <w:r>
+        <w:rPr>
+          <w:rFonts w:ascii="Times New Roman" w:hAnsi="Times New Roman"/>
+          <w:sz w:val="24"/>
+          <w:szCs w:val="24"/>
+        </w:rPr>
+        <w:t>Благодаттю і щедротами і чоловіколюб'ям єдинородного Сина твого, з яким ти благословенний єси, з пресвятим і благим і животворящим твоїм Духом, нині і повсякчас, і на віки віків.</w:t>
       </w:r>
     </w:p>
     <w:p>
@@ -16853,17 +17048,29 @@
         <w:rPr>
           <w:rFonts w:ascii="Times New Roman" w:hAnsi="Times New Roman"/>
           <w:i/>
-          <w:color w:val="FF4400"/>
-          <w:sz w:val="24"/>
-        </w:rPr>
-        <w:t>Священик:</w:t>
-      </w:r>
-      <w:r>
-        <w:rPr>
-          <w:rFonts w:ascii="Times New Roman" w:hAnsi="Times New Roman"/>
-          <w:sz w:val="24"/>
-        </w:rPr>
-        <w:t xml:space="preserve"> Бо Ти Бог наш і Тобі славу возсилаємо: Отцю, і Сину, і Святому Духові, нині і повсякчас, і на віки віків.</w:t>
+          <w:iCs/>
+          <w:color w:val="FF0000"/>
+          <w:sz w:val="24"/>
+          <w:szCs w:val="24"/>
+        </w:rPr>
+        <w:t>Священик: </w:t>
+      </w:r>
+      <w:r>
+        <w:rPr>
+          <w:rFonts w:ascii="Times New Roman" w:hAnsi="Times New Roman"/>
+          <w:color w:val="000000"/>
+          <w:sz w:val="24"/>
+          <w:szCs w:val="24"/>
+        </w:rPr>
+        <w:t>Бо Ти Бог наш і Тобі славу возсилаємо: Отцю, і Сину, і Святому Духові</w:t>
+      </w:r>
+      <w:r>
+        <w:rPr>
+          <w:rFonts w:ascii="Times New Roman" w:hAnsi="Times New Roman"/>
+          <w:sz w:val="24"/>
+          <w:szCs w:val="24"/>
+        </w:rPr>
+        <w:t>, нині і повсякчас, і на віки віків.</w:t>
       </w:r>
     </w:p>
     <w:p>
@@ -18135,17 +18342,29 @@
         <w:rPr>
           <w:rFonts w:ascii="Times New Roman" w:hAnsi="Times New Roman"/>
           <w:i/>
-          <w:color w:val="FF4400"/>
-          <w:sz w:val="24"/>
-        </w:rPr>
-        <w:t>Священик:</w:t>
-      </w:r>
-      <w:r>
-        <w:rPr>
-          <w:rFonts w:ascii="Times New Roman" w:hAnsi="Times New Roman"/>
-          <w:sz w:val="24"/>
-        </w:rPr>
-        <w:t xml:space="preserve"> Бо Ти цар миру і Спас душ наших і Тобі славу возсилаємо: Отцю, і Сину, і Святому Духові, нині і повсякчас, і на віки віків.</w:t>
+          <w:iCs/>
+          <w:color w:val="FF0000"/>
+          <w:sz w:val="24"/>
+          <w:szCs w:val="24"/>
+        </w:rPr>
+        <w:t>Священик: </w:t>
+      </w:r>
+      <w:r>
+        <w:rPr>
+          <w:rFonts w:ascii="Times New Roman" w:hAnsi="Times New Roman"/>
+          <w:color w:val="000000"/>
+          <w:sz w:val="24"/>
+          <w:szCs w:val="24"/>
+        </w:rPr>
+        <w:t>Бо Ти цар миру і Спас душ наших і Тобі славу возсилаємо: Отцю, і Сину, і Святому Духові</w:t>
+      </w:r>
+      <w:r>
+        <w:rPr>
+          <w:rFonts w:ascii="Times New Roman" w:hAnsi="Times New Roman"/>
+          <w:sz w:val="24"/>
+          <w:szCs w:val="24"/>
+        </w:rPr>
+        <w:t>, нині і повсякчас, і на віки віків.</w:t>
       </w:r>
     </w:p>
     <w:p>
@@ -19667,17 +19886,29 @@
         <w:rPr>
           <w:rFonts w:ascii="Times New Roman" w:hAnsi="Times New Roman"/>
           <w:i/>
-          <w:color w:val="FF4400"/>
-          <w:sz w:val="24"/>
-        </w:rPr>
-        <w:t>Священик:</w:t>
-      </w:r>
-      <w:r>
-        <w:rPr>
-          <w:rFonts w:ascii="Times New Roman" w:hAnsi="Times New Roman"/>
-          <w:sz w:val="24"/>
-        </w:rPr>
-        <w:t xml:space="preserve"> Бо Тебе хвалять усі сили небесні і Тобі славу возсилаємо: Отцю, і Сину, і Святому Духові, нині і повсякчас, і на віки віків.</w:t>
+          <w:iCs/>
+          <w:color w:val="FF0000"/>
+          <w:sz w:val="24"/>
+          <w:szCs w:val="24"/>
+        </w:rPr>
+        <w:t>Священик: </w:t>
+      </w:r>
+      <w:r>
+        <w:rPr>
+          <w:rFonts w:ascii="Times New Roman" w:hAnsi="Times New Roman"/>
+          <w:color w:val="000000"/>
+          <w:sz w:val="24"/>
+          <w:szCs w:val="24"/>
+        </w:rPr>
+        <w:t>Бо Тебе хвалять усі сили небесні і Тобі славу возсилаємо: Отцю, і Сину, і Святому Духові</w:t>
+      </w:r>
+      <w:r>
+        <w:rPr>
+          <w:rFonts w:ascii="Times New Roman" w:hAnsi="Times New Roman"/>
+          <w:sz w:val="24"/>
+          <w:szCs w:val="24"/>
+        </w:rPr>
+        <w:t>, нині і повсякчас, і на віки віків.</w:t>
       </w:r>
     </w:p>
     <w:p>
@@ -20988,15 +21219,18 @@
         <w:rPr>
           <w:rFonts w:ascii="Times New Roman" w:hAnsi="Times New Roman"/>
           <w:i/>
-          <w:color w:val="FF4400"/>
-          <w:sz w:val="24"/>
+          <w:color w:val="FF0000"/>
+          <w:sz w:val="24"/>
+          <w:szCs w:val="24"/>
         </w:rPr>
         <w:t>Священик:</w:t>
       </w:r>
       <w:r>
         <w:rPr>
           <w:rFonts w:ascii="Times New Roman" w:hAnsi="Times New Roman"/>
-          <w:sz w:val="24"/>
+          <w:color w:val="000000"/>
+          <w:sz w:val="24"/>
+          <w:szCs w:val="24"/>
         </w:rPr>
         <w:t xml:space="preserve"> Слава Тобі, що Світло нам показав! </w:t>
       </w:r>
@@ -21517,121 +21751,107 @@
     </w:p>
     <w:p>
       <w:pPr>
-        <w:pStyle w:val="a"/>
-        <w:spacing w:after="120"/>
-      </w:pPr>
-      <w:r>
-        <w:rPr>
-          <w:rFonts w:ascii="Times New Roman" w:hAnsi="Times New Roman"/>
-          <w:i/>
-          <w:color w:val="FF4400"/>
-          <w:sz w:val="24"/>
-        </w:rPr>
-        <w:t xml:space="preserve">Тропар (г. 5): </w:t>
-      </w:r>
-      <w:r>
-        <w:rPr>
-          <w:rFonts w:ascii="Times New Roman" w:hAnsi="Times New Roman"/>
-          <w:color w:val="333333"/>
-          <w:sz w:val="24"/>
-        </w:rPr>
-        <w:t>Собезнача́льне Сло́во Отцю́ і Ду́хові,* від Ді́ви наро́джене на спасі́ння на́ше,* оспіва́ймо, ві́рні, і поклоні́мся,* бо благоволи́в пло́ттю зійти́ на хрест* і смерть перетерпі́ти, і воскреси́ти уме́рлих* сла́вним воскресі́нням Свої́м.</w:t>
-      </w:r>
-    </w:p>
-    <w:p>
-      <w:pPr>
-        <w:pStyle w:val="a"/>
-        <w:spacing w:after="160"/>
+        <w:pStyle w:val="Normal1"/>
+        <w:spacing w:after="120" w:line="240" w:lineRule="auto"/>
+        <w:jc w:val="both"/>
+        <w:rPr>
+          <w:rFonts w:ascii="Times New Roman" w:hAnsi="Times New Roman" w:cs="Times New Roman"/>
+          <w:sz w:val="24"/>
+          <w:szCs w:val="24"/>
+        </w:rPr>
+      </w:pPr>
+      <w:r>
+        <w:rPr>
+          <w:rFonts w:ascii="Times New Roman" w:hAnsi="Times New Roman" w:cs="Times New Roman"/>
+          <w:sz w:val="24"/>
+          <w:szCs w:val="24"/>
+        </w:rPr>
+        <w:t xml:space="preserve"> </w:t>
+      </w:r>
+      <w:r>
+        <w:rPr>
+          <w:rFonts w:ascii="Times New Roman" w:hAnsi="Times New Roman" w:cs="Times New Roman"/>
+          <w:i/>
+          <w:color w:val="FF0000"/>
+          <w:sz w:val="24"/>
+          <w:szCs w:val="24"/>
+        </w:rPr>
+        <w:t>(г. 3):</w:t>
+      </w:r>
+      <w:r>
+        <w:rPr>
+          <w:rFonts w:ascii="Times New Roman" w:hAnsi="Times New Roman" w:cs="Times New Roman"/>
+          <w:color w:val="FF0000"/>
+          <w:sz w:val="24"/>
+          <w:szCs w:val="24"/>
+        </w:rPr>
+        <w:t xml:space="preserve"> </w:t>
+      </w:r>
+      <w:r>
+        <w:rPr>
+          <w:rFonts w:ascii="Times New Roman" w:hAnsi="Times New Roman" w:cs="Times New Roman"/>
+          <w:sz w:val="24"/>
+          <w:szCs w:val="24"/>
+        </w:rPr>
+        <w:t>Апостоле святий Симоне,* моли милостивого Бога,* щоб відпущення прогрішень подав душам нашим.</w:t>
+      </w:r>
+    </w:p>
+    <w:p>
+      <w:pPr>
+        <w:spacing w:after="120"/>
+        <w:rPr>
+          <w:rFonts w:ascii="Times New Roman" w:hAnsi="Times New Roman"/>
+          <w:sz w:val="24"/>
+          <w:szCs w:val="24"/>
+        </w:rPr>
       </w:pPr>
       <w:r>
         <w:rPr>
           <w:rFonts w:ascii="Times New Roman" w:hAnsi="Times New Roman"/>
           <w:b/>
           <w:sz w:val="24"/>
-        </w:rPr>
-        <w:t xml:space="preserve">Слава: </w:t>
-      </w:r>
-      <w:r>
-        <w:rPr>
-          <w:rFonts w:ascii="Times New Roman" w:hAnsi="Times New Roman"/>
-          <w:i/>
-          <w:color w:val="FF0000"/>
-          <w:sz w:val="24"/>
-        </w:rPr>
-        <w:t>Тропар (г. 1):</w:t>
-      </w:r>
-      <w:r>
-        <w:rPr>
-          <w:rFonts w:ascii="Times New Roman" w:hAnsi="Times New Roman"/>
-          <w:color w:val="000000"/>
-          <w:sz w:val="24"/>
-        </w:rPr>
-        <w:t xml:space="preserve"> Вогнеподібний язик у силі Духа прийнявши,* Слово, що прийшло у плоті, ви всюди проповідували;* Його ради той – у главу усічений, а той – камінням побитий,* і ви є апостольського лику окраса, Вартоломею й Варн</w:t>
-      </w:r>
-      <w:r>
-        <w:rPr>
-          <w:rFonts w:ascii="Times New Roman" w:hAnsi="Times New Roman"/>
-          <w:sz w:val="24"/>
-        </w:rPr>
-        <w:t>а</w:t>
-      </w:r>
-      <w:r>
-        <w:rPr>
-          <w:rFonts w:ascii="Times New Roman" w:hAnsi="Times New Roman"/>
-          <w:color w:val="000000"/>
-          <w:sz w:val="24"/>
-        </w:rPr>
-        <w:t>во.* Тому пам’ять вашу почитаємо й просимо:* М</w:t>
-      </w:r>
-      <w:r>
-        <w:rPr>
-          <w:rFonts w:ascii="Times New Roman" w:hAnsi="Times New Roman"/>
-          <w:color w:val="000000"/>
-          <w:sz w:val="24"/>
-        </w:rPr>
-        <w:t>оліть Христа Бога,* щоб ми прийняли гріхів відпущення.</w:t>
-      </w:r>
-    </w:p>
-    <w:p>
-      <w:pPr>
-        <w:pStyle w:val="a"/>
-      </w:pPr>
-      <w:r>
-        <w:rPr>
-          <w:rFonts w:ascii="Times New Roman" w:hAnsi="Times New Roman"/>
-          <w:b/>
-          <w:sz w:val="24"/>
-        </w:rPr>
-        <w:t xml:space="preserve">І нині: </w:t>
-      </w:r>
-      <w:r>
-        <w:rPr>
-          <w:rFonts w:ascii="Times New Roman" w:hAnsi="Times New Roman"/>
-          <w:i/>
-          <w:color w:val="FF0000"/>
-          <w:sz w:val="24"/>
-        </w:rPr>
-        <w:t>Богородичний (г. 1):</w:t>
-      </w:r>
-      <w:r>
-        <w:rPr>
-          <w:rFonts w:ascii="Times New Roman" w:hAnsi="Times New Roman"/>
-          <w:color w:val="FF0000"/>
-          <w:sz w:val="24"/>
+          <w:szCs w:val="24"/>
+        </w:rPr>
+        <w:t>Слава: І нині:</w:t>
+      </w:r>
+      <w:r>
+        <w:rPr>
+          <w:rFonts w:ascii="Times New Roman" w:hAnsi="Times New Roman"/>
+          <w:sz w:val="24"/>
+          <w:szCs w:val="24"/>
         </w:rPr>
         <w:t xml:space="preserve"> </w:t>
       </w:r>
       <w:r>
         <w:rPr>
           <w:rFonts w:ascii="Times New Roman" w:hAnsi="Times New Roman"/>
-          <w:sz w:val="24"/>
-        </w:rPr>
-        <w:t>Безматернього на небі, Богородице,* понад усяке розуміння і чутку, породила ти на землі без отця.* Моли його за душі наші.</w:t>
-      </w:r>
-    </w:p>
-    <w:p>
-      <w:pPr>
-        <w:pStyle w:val="a"/>
+          <w:i/>
+          <w:color w:val="FF0000"/>
+          <w:sz w:val="24"/>
+          <w:szCs w:val="24"/>
+        </w:rPr>
+        <w:t>(г. 8):</w:t>
+      </w:r>
+      <w:r>
+        <w:rPr>
+          <w:rFonts w:ascii="Times New Roman" w:hAnsi="Times New Roman"/>
+          <w:sz w:val="24"/>
+          <w:szCs w:val="24"/>
+        </w:rPr>
+        <w:t xml:space="preserve"> В переполовення празника спраглу душу мою благочестя напій водами,* до всіх бо, Спасе, закликав Ти:* Спраглий нехай гряде до мене і нехай п’є.* Джерело життя нашого, Христе Боже, слава Тобі.</w:t>
+      </w:r>
+    </w:p>
+    <w:p>
+      <w:pPr>
+        <w:spacing w:after="120"/>
+        <w:jc w:val="both"/>
+        <w:rPr>
+          <w:rFonts w:ascii="Times New Roman" w:hAnsi="Times New Roman"/>
+          <w:i/>
+          <w:color w:val="FF0000"/>
+          <w:sz w:val="24"/>
+          <w:szCs w:val="24"/>
+        </w:rPr>
       </w:pPr>
     </w:p>
     <w:p>
@@ -22011,8 +22231,9 @@
         <w:rPr>
           <w:rFonts w:ascii="Times New Roman" w:hAnsi="Times New Roman"/>
           <w:i/>
-          <w:color w:val="FF4400"/>
-          <w:sz w:val="24"/>
+          <w:color w:val="FF0000"/>
+          <w:sz w:val="24"/>
+          <w:szCs w:val="24"/>
         </w:rPr>
         <w:t>Священик:</w:t>
       </w:r>
@@ -22020,6 +22241,7 @@
         <w:rPr>
           <w:rFonts w:ascii="Times New Roman" w:hAnsi="Times New Roman"/>
           <w:sz w:val="24"/>
+          <w:szCs w:val="24"/>
         </w:rPr>
         <w:t xml:space="preserve"> Бо милостивий і чоловіколюбець Бог єси, і тобі славу возсилаємо, Отцю, і Сину, і Святому Духові, нині і повсякчас, і на віки віків.</w:t>
       </w:r>
@@ -22618,17 +22840,28 @@
         <w:rPr>
           <w:rFonts w:ascii="Times New Roman" w:hAnsi="Times New Roman"/>
           <w:i/>
-          <w:color w:val="FF4400"/>
-          <w:sz w:val="24"/>
+          <w:color w:val="FF0000"/>
+          <w:sz w:val="24"/>
+          <w:szCs w:val="24"/>
         </w:rPr>
         <w:t>Священик:</w:t>
       </w:r>
       <w:r>
         <w:rPr>
           <w:rFonts w:ascii="Times New Roman" w:hAnsi="Times New Roman"/>
-          <w:sz w:val="24"/>
-        </w:rPr>
-        <w:t xml:space="preserve"> Бо ти Бог милости, ласк і чоловіколюбности, і тобі славу віддаємо: Отцю, і Сину, і Святому Духові, нині і повсякчас, і на віки віків.</w:t>
+          <w:color w:val="FF0000"/>
+          <w:sz w:val="24"/>
+          <w:szCs w:val="24"/>
+        </w:rPr>
+        <w:t xml:space="preserve"> </w:t>
+      </w:r>
+      <w:r>
+        <w:rPr>
+          <w:rFonts w:ascii="Times New Roman" w:hAnsi="Times New Roman"/>
+          <w:sz w:val="24"/>
+          <w:szCs w:val="24"/>
+        </w:rPr>
+        <w:t>Бо ти Бог милости, ласк і чоловіколюбности, і тобі славу віддаємо: Отцю, і Сину, і Святому Духові, нині і повсякчас, і на віки віків.</w:t>
       </w:r>
     </w:p>
     <w:bookmarkEnd w:id="2"/>
@@ -22684,8 +22917,9 @@
         <w:rPr>
           <w:rFonts w:ascii="Times New Roman" w:hAnsi="Times New Roman"/>
           <w:i/>
-          <w:color w:val="FF4400"/>
-          <w:sz w:val="24"/>
+          <w:color w:val="FF0000"/>
+          <w:sz w:val="24"/>
+          <w:szCs w:val="24"/>
         </w:rPr>
         <w:t>Священик:</w:t>
       </w:r>
@@ -22693,6 +22927,7 @@
         <w:rPr>
           <w:rFonts w:ascii="Times New Roman" w:hAnsi="Times New Roman"/>
           <w:sz w:val="24"/>
+          <w:szCs w:val="24"/>
         </w:rPr>
         <w:t xml:space="preserve"> Мир всім.</w:t>
       </w:r>
@@ -23005,17 +23240,28 @@
         <w:rPr>
           <w:rFonts w:ascii="Times New Roman" w:hAnsi="Times New Roman"/>
           <w:i/>
-          <w:color w:val="FF4400"/>
-          <w:sz w:val="24"/>
+          <w:color w:val="FF0000"/>
+          <w:sz w:val="24"/>
+          <w:szCs w:val="24"/>
         </w:rPr>
         <w:t>Священик:</w:t>
       </w:r>
       <w:r>
         <w:rPr>
           <w:rFonts w:ascii="Times New Roman" w:hAnsi="Times New Roman"/>
-          <w:sz w:val="24"/>
-        </w:rPr>
-        <w:t xml:space="preserve"> Благословенний Христос, Бог наш, завжди, нині і повсякчас, і на віки віків.</w:t>
+          <w:color w:val="FF0000"/>
+          <w:sz w:val="24"/>
+          <w:szCs w:val="24"/>
+        </w:rPr>
+        <w:t xml:space="preserve"> </w:t>
+      </w:r>
+      <w:r>
+        <w:rPr>
+          <w:rFonts w:ascii="Times New Roman" w:hAnsi="Times New Roman"/>
+          <w:sz w:val="24"/>
+          <w:szCs w:val="24"/>
+        </w:rPr>
+        <w:t>Благословенний Христос, Бог наш, завжди, нині і повсякчас, і на віки віків.</w:t>
       </w:r>
     </w:p>
     <w:p>
@@ -23070,8 +23316,9 @@
         <w:rPr>
           <w:rFonts w:ascii="Times New Roman" w:hAnsi="Times New Roman"/>
           <w:i/>
-          <w:color w:val="FF4400"/>
-          <w:sz w:val="24"/>
+          <w:color w:val="FF0000"/>
+          <w:sz w:val="24"/>
+          <w:szCs w:val="24"/>
         </w:rPr>
         <w:t>Священик:</w:t>
       </w:r>
@@ -23079,6 +23326,7 @@
         <w:rPr>
           <w:rFonts w:ascii="Times New Roman" w:hAnsi="Times New Roman"/>
           <w:sz w:val="24"/>
+          <w:szCs w:val="24"/>
         </w:rPr>
         <w:t xml:space="preserve"> Пресвята Богородице, спаси нас.</w:t>
       </w:r>
@@ -23128,17 +23376,28 @@
         <w:rPr>
           <w:rFonts w:ascii="Times New Roman" w:hAnsi="Times New Roman"/>
           <w:i/>
-          <w:color w:val="FF4400"/>
-          <w:sz w:val="24"/>
+          <w:color w:val="FF0000"/>
+          <w:sz w:val="24"/>
+          <w:szCs w:val="24"/>
         </w:rPr>
         <w:t>Священик:</w:t>
       </w:r>
       <w:r>
         <w:rPr>
           <w:rFonts w:ascii="Times New Roman" w:hAnsi="Times New Roman"/>
-          <w:sz w:val="24"/>
-        </w:rPr>
-        <w:t xml:space="preserve"> Слава тобі, Христе Боже, надіє наша, слава тобі!</w:t>
+          <w:color w:val="FF0000"/>
+          <w:sz w:val="24"/>
+          <w:szCs w:val="24"/>
+        </w:rPr>
+        <w:t xml:space="preserve"> </w:t>
+      </w:r>
+      <w:r>
+        <w:rPr>
+          <w:rFonts w:ascii="Times New Roman" w:hAnsi="Times New Roman"/>
+          <w:sz w:val="24"/>
+          <w:szCs w:val="24"/>
+        </w:rPr>
+        <w:t>Слава тобі, Христе Боже, надіє наша, слава тобі!</w:t>
       </w:r>
     </w:p>
     <w:p>
@@ -23193,37 +23452,51 @@
       </w:r>
     </w:p>
     <w:p>
-      <w:r>
-        <w:rPr>
-          <w:rFonts w:ascii="Times New Roman" w:hAnsi="Times New Roman"/>
-          <w:i/>
-          <w:color w:val="FF4400"/>
-          <w:sz w:val="24"/>
+      <w:pPr>
+        <w:spacing w:after="120"/>
+        <w:jc w:val="both"/>
+        <w:rPr>
+          <w:rFonts w:ascii="Times New Roman" w:hAnsi="Times New Roman"/>
+          <w:color w:val="000000"/>
+          <w:sz w:val="24"/>
+          <w:szCs w:val="24"/>
+        </w:rPr>
+      </w:pPr>
+      <w:r>
+        <w:rPr>
+          <w:rFonts w:ascii="Times New Roman" w:hAnsi="Times New Roman"/>
+          <w:i/>
+          <w:color w:val="FF0000"/>
+          <w:sz w:val="24"/>
+          <w:szCs w:val="24"/>
         </w:rPr>
         <w:t>Священик:</w:t>
       </w:r>
       <w:r>
         <w:rPr>
           <w:rFonts w:ascii="Times New Roman" w:hAnsi="Times New Roman"/>
-          <w:sz w:val="24"/>
-        </w:rPr>
-        <w:t xml:space="preserve"> Христос, істинний Бог наш - молитвами пречистої Своєї Матері, чесного і славного пророка, предтечі і хрестителя Івана, святих славних і всехвальних апостолів, святого, </w:t>
-      </w:r>
-      <w:r>
-        <w:rPr>
-          <w:rFonts w:ascii="Times New Roman" w:hAnsi="Times New Roman"/>
-          <w:i/>
-          <w:color w:val="FF4400"/>
-          <w:sz w:val="24"/>
-        </w:rPr>
-        <w:t>якого є храм</w:t>
-      </w:r>
-      <w:r>
-        <w:rPr>
-          <w:rFonts w:ascii="Times New Roman" w:hAnsi="Times New Roman"/>
-          <w:sz w:val="24"/>
-        </w:rPr>
-        <w:t>, святих апостолів Вартоломея й Варнави і всіх святих - помилує і спасе нас як благий і людинолюбний.</w:t>
+          <w:color w:val="000000"/>
+          <w:sz w:val="24"/>
+          <w:szCs w:val="24"/>
+        </w:rPr>
+        <w:t xml:space="preserve"> Христос, що воскрес із мертвих, істинний Бог наш, молитвами пречистої своєї Матері, святих славних і всехвальних апостолів, </w:t>
+      </w:r>
+      <w:r>
+        <w:rPr>
+          <w:rFonts w:ascii="Times New Roman" w:hAnsi="Times New Roman"/>
+          <w:sz w:val="24"/>
+          <w:szCs w:val="24"/>
+        </w:rPr>
+        <w:t>і святого апостола Симона Зилота, якого світлу пам'ять днесь звершуємо,</w:t>
+      </w:r>
+      <w:r>
+        <w:rPr>
+          <w:rFonts w:ascii="Times New Roman" w:hAnsi="Times New Roman"/>
+          <w:color w:val="000000"/>
+          <w:sz w:val="24"/>
+          <w:szCs w:val="24"/>
+        </w:rPr>
+        <w:t xml:space="preserve"> і всіх святих, помилує і спасе нас, як благий і чоловіколюбець.</w:t>
       </w:r>
     </w:p>
     <w:p>
